--- a/reports/Report_2026-04-01.docx
+++ b/reports/Report_2026-04-01.docx
@@ -12,12 +12,12 @@
     </w:p>
     <w:p>
       <w:r>
-        <w:t>Timestamp: 2026-04-01T07:17:14Z</w:t>
+        <w:t>Timestamp: 2026-04-01T09:52:05Z</w:t>
       </w:r>
     </w:p>
     <w:p>
       <w:r>
-        <w:t>Quote of the Day: People become attached to their burdens sometimes more than the burdens are attached to them.</w:t>
+        <w:t>Quote of the Day: Either write something worth reading or do something worth writing.</w:t>
       </w:r>
     </w:p>
     <w:p>
